--- a/docs/feature/agency-workspace/3-4-2-view-agency-dashboard/spec.docx
+++ b/docs/feature/agency-workspace/3-4-2-view-agency-dashboard/spec.docx
@@ -8,7 +8,7 @@
           <w:b/>
           <w:sz w:val="26"/>
         </w:rPr>
-        <w:t>FR 3.4.2 View Agency Dashboard</w:t>
+        <w:t>3.4.2 View Agency Dashboard</w:t>
       </w:r>
     </w:p>
     <w:p>
@@ -22,7 +22,7 @@
     </w:p>
     <w:p>
       <w:r>
-        <w:t>[DRAFT — Not implemented yet] Owner navigates to /agencies/:agencyId/dashboard.</w:t>
+        <w:t>Proposed — not yet implemented. The intended trigger is the Owner opening the dashboard of one of their Agencies (`/agencies/:agencyId/dashboard`). No dashboard screen exists in the current system.</w:t>
       </w:r>
     </w:p>
     <w:p>
@@ -48,7 +48,7 @@
         <w:t xml:space="preserve">Actors / Roles: </w:t>
       </w:r>
       <w:r>
-        <w:t>Owner (of that specific Agency).</w:t>
+        <w:t>Agency Owner. Proposed — not yet implemented.</w:t>
       </w:r>
     </w:p>
     <w:p>
@@ -65,7 +65,7 @@
         <w:t xml:space="preserve">Purpose: </w:t>
       </w:r>
       <w:r>
-        <w:t>Show an overview dashboard of the Agency: workspace count, member count, client count, recent activity.</w:t>
+        <w:t>Give the Owner an overview of one Agency — how many Workspaces and Members it has, how many Clients it serves, and what happened recently.</w:t>
       </w:r>
     </w:p>
     <w:p>
@@ -82,7 +82,7 @@
         <w:t xml:space="preserve">Interface: </w:t>
       </w:r>
       <w:r>
-        <w:t>Proposed page /agencies/:agencyId/dashboard.</w:t>
+        <w:t>Agency Dashboard page (`/agencies/:agencyId/dashboard`) — proposed; not yet implemented.</w:t>
       </w:r>
     </w:p>
     <w:p>
@@ -99,7 +99,7 @@
         <w:t xml:space="preserve">Data Processing: </w:t>
       </w:r>
       <w:r>
-        <w:t>NOT IMPLEMENTED. No dashboard endpoint exists today in AgencyController/AgencyServiceImpl. This section describes the intended design based on the Agency entity and related repositories, pending technical design confirmation.</w:t>
+        <w:t>The system would count the Members of the Agency, count the Workspaces belonging to it, count the distinct Clients across those Workspaces, and return them with a recent-activity list. Only the Member count can be derived from existing data today; the Workspace and Client counts and the recent-activity list still need to be designed.</w:t>
       </w:r>
     </w:p>
     <w:p>
@@ -113,7 +113,7 @@
     </w:p>
     <w:p>
       <w:r>
-        <w:t>Figure: Proposed dashboard layout — summary tiles (Workspace count, Member count, Client count) + recent activity feed.</w:t>
+        <w:t>Figure — Agency Dashboard:</w:t>
       </w:r>
     </w:p>
     <w:p>
@@ -124,7 +124,7 @@
         <w:t xml:space="preserve">-  </w:t>
       </w:r>
       <w:r>
-        <w:t>[Draft] Summary tiles for workspaceCount, memberCount, clientCount.</w:t>
+        <w:t>Summary tiles for Workspace count, Member count and Client count.</w:t>
       </w:r>
     </w:p>
     <w:p>
@@ -135,7 +135,18 @@
         <w:t xml:space="preserve">-  </w:t>
       </w:r>
       <w:r>
-        <w:t>[Draft] Recent activity list (source/shape not yet defined).</w:t>
+        <w:t>A recent-activity list.</w:t>
+      </w:r>
+    </w:p>
+    <w:p>
+      <w:pPr>
+        <w:ind w:left="360"/>
+      </w:pPr>
+      <w:r>
+        <w:t xml:space="preserve">-  </w:t>
+      </w:r>
+      <w:r>
+        <w:t>Proposed — not yet implemented; the layout is indicative only.</w:t>
       </w:r>
     </w:p>
     <w:p>
@@ -160,7 +171,18 @@
         <w:t xml:space="preserve">Input required: </w:t>
       </w:r>
       <w:r>
-        <w:t>agencyId (path param) — proposed, matches the pattern of other Agency endpoints.</w:t>
+        <w:t>The Agency identifier (`agencyId`).</w:t>
+      </w:r>
+    </w:p>
+    <w:p>
+      <w:r>
+        <w:rPr>
+          <w:b/>
+        </w:rPr>
+        <w:t xml:space="preserve">Input optional: </w:t>
+      </w:r>
+      <w:r>
+        <w:t>None.</w:t>
       </w:r>
     </w:p>
     <w:p>
@@ -171,7 +193,7 @@
         <w:t xml:space="preserve">System data: </w:t>
       </w:r>
       <w:r>
-        <w:t>[Draft, not implemented] Proposed shape: { workspaceCount, memberCount, clientCount, recentActivity: [...] }. memberCount can be derived from AgencyMemberRepository.findByAgencyId (existing). workspaceCount and clientCount require new aggregate repository methods (not present today).</w:t>
+        <w:t>Agency profile (see 3.4.1 and 3.4.4), the Agency Member records of the Agency, the Workspaces belonging to the Agency, and the Client Profile records of those Workspaces. Recent activity has no agreed data source yet.</w:t>
       </w:r>
     </w:p>
     <w:p>
@@ -182,7 +204,7 @@
         <w:t xml:space="preserve">Output: </w:t>
       </w:r>
       <w:r>
-        <w:t>[Draft] Proposed: 200 { success: true, data: { workspaceCount, memberCount, clientCount, recentActivity } }.</w:t>
+        <w:t>Proposed — a summary holding the Workspace count, the Member count and the Client count, together with a recent-activity list. Not yet implemented.</w:t>
       </w:r>
     </w:p>
     <w:p>
@@ -195,10 +217,10 @@
         <w:rPr>
           <w:b/>
         </w:rPr>
-        <w:t xml:space="preserve">BR-1: </w:t>
+        <w:t xml:space="preserve">BR-01: </w:t>
       </w:r>
       <w:r>
-        <w:t>[Draft] Only the Owner of the Agency (agency.ownerId == currentUser.id) can view its dashboard — pattern consistent with updateAgency/removeAgency (NOT_AGENCY_OWNER).</w:t>
+        <w:t>Only the Owner of the Agency may view its dashboard; anybody else is refused with `403 FORBIDDEN`.</w:t>
       </w:r>
     </w:p>
     <w:p>
@@ -206,10 +228,32 @@
         <w:rPr>
           <w:b/>
         </w:rPr>
-        <w:t xml:space="preserve">BR-2: </w:t>
+        <w:t xml:space="preserve">BR-02: </w:t>
       </w:r>
       <w:r>
-        <w:t>[Draft] A newly created Agency with no Workspaces yet should show all-zero counts, not an error.</w:t>
+        <w:t>The Agency must exist and must not be soft-deleted; otherwise `404 AGENCY_NOT_FOUND`.</w:t>
+      </w:r>
+    </w:p>
+    <w:p>
+      <w:r>
+        <w:rPr>
+          <w:b/>
+        </w:rPr>
+        <w:t xml:space="preserve">BR-03: </w:t>
+      </w:r>
+      <w:r>
+        <w:t>The Member count covers every Agency Member record of the Agency, whatever the role.</w:t>
+      </w:r>
+    </w:p>
+    <w:p>
+      <w:r>
+        <w:rPr>
+          <w:b/>
+        </w:rPr>
+        <w:t xml:space="preserve">BR-04: </w:t>
+      </w:r>
+      <w:r>
+        <w:t>Proposed — not yet implemented: the Workspace and Client counts, and the recent-activity list, still have to be defined.</w:t>
       </w:r>
     </w:p>
     <w:p>
@@ -219,7 +263,12 @@
     </w:p>
     <w:p>
       <w:r>
-        <w:t>[Draft] Not phải Owner -&gt; 403 FORBIDDEN (proposed). Agency not found/soft-deleted -&gt; 404 AGENCY_NOT_FOUND (proposed).</w:t>
+        <w:t>Caller is not the Agency Owner → `403 FORBIDDEN`.</w:t>
+      </w:r>
+    </w:p>
+    <w:p>
+      <w:r>
+        <w:t>Agency does not exist or is soft-deleted → `404 AGENCY_NOT_FOUND`.</w:t>
       </w:r>
     </w:p>
     <w:p>
@@ -238,22 +287,27 @@
     </w:p>
     <w:p>
       <w:r>
-        <w:t>1. [NOT IMPLEMENTED] Owner opens the Agency dashboard page.</w:t>
+        <w:t>1. The Owner opens the Agency Dashboard. *(Proposed — not yet implemented.)*</w:t>
       </w:r>
     </w:p>
     <w:p>
       <w:r>
-        <w:t>2. [Draft] FE would call GET /api/v1/agencies/{agencyId}/dashboard.</w:t>
+        <w:t>2. The client requests the dashboard summary for the Agency.</w:t>
       </w:r>
     </w:p>
     <w:p>
       <w:r>
-        <w:t>3. [Draft] BE would aggregate workspace/member/client counts and recent activity.</w:t>
+        <w:t>3. The system confirms that the Agency exists and that the caller is its Owner.</w:t>
       </w:r>
     </w:p>
     <w:p>
       <w:r>
-        <w:t>4. [Draft] FE renders summary tiles and activity feed.</w:t>
+        <w:t>4. The system counts the Members of the Agency, its Workspaces, and the distinct Clients across those Workspaces, and collects the recent activity.</w:t>
+      </w:r>
+    </w:p>
+    <w:p>
+      <w:r>
+        <w:t>5. The system returns the summary and the client renders it.</w:t>
       </w:r>
     </w:p>
     <w:p>
@@ -263,7 +317,17 @@
     </w:p>
     <w:p>
       <w:r>
-        <w:t>[Draft] Not Owner -&gt; 403 FORBIDDEN. Agency not found/deleted -&gt; 404 AGENCY_NOT_FOUND. (Not enforced today since the endpoint does not exist.)</w:t>
+        <w:t>Caller is not the Agency Owner → `403 FORBIDDEN`, no data returned.</w:t>
+      </w:r>
+    </w:p>
+    <w:p>
+      <w:r>
+        <w:t>Agency does not exist or is soft-deleted → `404 AGENCY_NOT_FOUND`.</w:t>
+      </w:r>
+    </w:p>
+    <w:p>
+      <w:r>
+        <w:t>Agency just created, with no Workspace yet → every count is returned as zero, which is not an error.</w:t>
       </w:r>
     </w:p>
     <w:p>
@@ -283,7 +347,7 @@
         <w:t xml:space="preserve">-  </w:t>
       </w:r>
       <w:r>
-        <w:t>THIS FEATURE IS NOT IMPLEMENTED IN CODE AS OF 2026-09-23. Spec is a draft pending technical design and confirmation with BE team.</w:t>
+        <w:t>No Agency data is created, changed or removed. *(Proposed — not yet implemented.)*</w:t>
       </w:r>
     </w:p>
     <w:sectPr>

--- a/docs/feature/agency-workspace/3-4-2-view-agency-dashboard/spec.docx
+++ b/docs/feature/agency-workspace/3-4-2-view-agency-dashboard/spec.docx
@@ -120,9 +120,7 @@
       <w:pPr>
         <w:ind w:left="360"/>
       </w:pPr>
-      <w:r>
-        <w:t xml:space="preserve">-  </w:t>
-      </w:r>
+      <w:r/>
       <w:r>
         <w:t>Summary tiles for Workspace count, Member count and Client count.</w:t>
       </w:r>
@@ -131,9 +129,7 @@
       <w:pPr>
         <w:ind w:left="360"/>
       </w:pPr>
-      <w:r>
-        <w:t xml:space="preserve">-  </w:t>
-      </w:r>
+      <w:r/>
       <w:r>
         <w:t>A recent-activity list.</w:t>
       </w:r>
@@ -142,9 +138,7 @@
       <w:pPr>
         <w:ind w:left="360"/>
       </w:pPr>
-      <w:r>
-        <w:t xml:space="preserve">-  </w:t>
-      </w:r>
+      <w:r/>
       <w:r>
         <w:t>Proposed — not yet implemented; the layout is indicative only.</w:t>
       </w:r>
@@ -343,9 +337,7 @@
       <w:pPr>
         <w:ind w:left="360"/>
       </w:pPr>
-      <w:r>
-        <w:t xml:space="preserve">-  </w:t>
-      </w:r>
+      <w:r/>
       <w:r>
         <w:t>No Agency data is created, changed or removed. *(Proposed — not yet implemented.)*</w:t>
       </w:r>

--- a/docs/feature/agency-workspace/3-4-2-view-agency-dashboard/spec.docx
+++ b/docs/feature/agency-workspace/3-4-2-view-agency-dashboard/spec.docx
@@ -208,44 +208,20 @@
     </w:p>
     <w:p>
       <w:r>
-        <w:rPr>
-          <w:b/>
-        </w:rPr>
-        <w:t xml:space="preserve">BR-01: </w:t>
-      </w:r>
-      <w:r>
-        <w:t>Only the Owner of the Agency may view its dashboard; anybody else is refused with `403 FORBIDDEN`.</w:t>
+        <w:t>BR-29 (approximated): Multi-tenancy — only the Owner of the Agency may view its dashboard; anybody else is refused with 403 FORBIDDEN, mirroring the workspace-scoped access rule since no Agency-dashboard-specific BR exists yet. (No exact BR-xx covers a not-yet-implemented dashboard; closest fit noted.)</w:t>
       </w:r>
     </w:p>
     <w:p>
       <w:r>
-        <w:rPr>
-          <w:b/>
-        </w:rPr>
-        <w:t xml:space="preserve">BR-02: </w:t>
-      </w:r>
-      <w:r>
-        <w:t>The Agency must exist and must not be soft-deleted; otherwise `404 AGENCY_NOT_FOUND`.</w:t>
+        <w:t>The Agency must exist and must not be soft-deleted; otherwise 404 AGENCY_NOT_FOUND.</w:t>
       </w:r>
     </w:p>
     <w:p>
-      <w:r>
-        <w:rPr>
-          <w:b/>
-        </w:rPr>
-        <w:t xml:space="preserve">BR-03: </w:t>
-      </w:r>
       <w:r>
         <w:t>The Member count covers every Agency Member record of the Agency, whatever the role.</w:t>
       </w:r>
     </w:p>
     <w:p>
-      <w:r>
-        <w:rPr>
-          <w:b/>
-        </w:rPr>
-        <w:t xml:space="preserve">BR-04: </w:t>
-      </w:r>
       <w:r>
         <w:t>Proposed — not yet implemented: the Workspace and Client counts, and the recent-activity list, still have to be defined.</w:t>
       </w:r>
@@ -257,12 +233,24 @@
     </w:p>
     <w:p>
       <w:r>
-        <w:t>Caller is not the Agency Owner → `403 FORBIDDEN`.</w:t>
+        <w:t xml:space="preserve">Caller is not the Agency Owner → Display: </w:t>
+      </w:r>
+      <w:r>
+        <w:rPr>
+          <w:b/>
+        </w:rPr>
+        <w:t>MSG39</w:t>
       </w:r>
     </w:p>
     <w:p>
       <w:r>
-        <w:t>Agency does not exist or is soft-deleted → `404 AGENCY_NOT_FOUND`.</w:t>
+        <w:t xml:space="preserve">Agency does not exist or is soft-deleted → Display: </w:t>
+      </w:r>
+      <w:r>
+        <w:rPr>
+          <w:b/>
+        </w:rPr>
+        <w:t>MSG38</w:t>
       </w:r>
     </w:p>
     <w:p>
@@ -311,17 +299,53 @@
     </w:p>
     <w:p>
       <w:r>
-        <w:t>Caller is not the Agency Owner → `403 FORBIDDEN`, no data returned.</w:t>
+        <w:t xml:space="preserve">3.a1: Caller is not the Agency Owner → 403 FORBIDDEN, toast </w:t>
+      </w:r>
+      <w:r>
+        <w:rPr>
+          <w:b/>
+        </w:rPr>
+        <w:t>MSG39</w:t>
+      </w:r>
+      <w:r>
+        <w:t>.</w:t>
+      </w:r>
+      <w:r>
+        <w:br/>
+      </w:r>
+      <w:r>
+        <w:t>3.a2: The caller returns to the Agency list and opens an Agency they own.</w:t>
       </w:r>
     </w:p>
     <w:p>
       <w:r>
-        <w:t>Agency does not exist or is soft-deleted → `404 AGENCY_NOT_FOUND`.</w:t>
+        <w:t xml:space="preserve">3.b1: Agency does not exist or is soft-deleted → 404 AGENCY_NOT_FOUND, toast </w:t>
+      </w:r>
+      <w:r>
+        <w:rPr>
+          <w:b/>
+        </w:rPr>
+        <w:t>MSG38</w:t>
+      </w:r>
+      <w:r>
+        <w:t>.</w:t>
+      </w:r>
+      <w:r>
+        <w:br/>
+      </w:r>
+      <w:r>
+        <w:t>3.b2: The caller returns to the Agency list.</w:t>
       </w:r>
     </w:p>
     <w:p>
       <w:r>
-        <w:t>Agency just created, with no Workspace yet → every count is returned as zero, which is not an error.</w:t>
+        <w:t>4.a1: Agency just created, with no Workspace yet → every count is returned as zero, which is not an error; no toast shown.</w:t>
+      </w:r>
+      <w:r>
+        <w:br/>
+      </w:r>
+      <w:r>
+        <w:t>4.a2: The Owner proceeds to create a Workspace to start populating the dashboard.</w:t>
       </w:r>
     </w:p>
     <w:p>
